--- a/resumes/travail-nuit-2026.docx
+++ b/resumes/travail-nuit-2026.docx
@@ -405,6 +405,103 @@
       </w:r>
     </w:p>
     <w:p>
+      <w:pPr>
+        <w:pStyle w:val="Heading2"/>
+      </w:pPr>
+      <w:r>
+        <w:rPr>
+          <w:b w:val="0"/>
+          <w:i w:val="0"/>
+        </w:rPr>
+        <w:t>Suivi de l'accord</w:t>
+      </w:r>
+    </w:p>
+    <w:p>
+      <w:pPr>
+        <w:pStyle w:val="ListBullet"/>
+      </w:pPr>
+      <w:r>
+        <w:rPr>
+          <w:b/>
+          <w:i w:val="0"/>
+        </w:rPr>
+        <w:t>Durée de l'accord</w:t>
+      </w:r>
+      <w:r>
+        <w:rPr>
+          <w:b w:val="0"/>
+          <w:i w:val="0"/>
+        </w:rPr>
+        <w:t xml:space="preserve"> : durée indéterminée ; entrée en vigueur le 1er août 2026 (Article 3.1).</w:t>
+      </w:r>
+    </w:p>
+    <w:p>
+      <w:pPr>
+        <w:pStyle w:val="ListBullet"/>
+      </w:pPr>
+      <w:r>
+        <w:rPr>
+          <w:b/>
+          <w:i w:val="0"/>
+        </w:rPr>
+        <w:t>Révision</w:t>
+      </w:r>
+      <w:r>
+        <w:rPr>
+          <w:b w:val="0"/>
+          <w:i w:val="0"/>
+        </w:rPr>
+        <w:t xml:space="preserve"> : révisable au gré des parties. Toute demande de révision doit être accompagnée d'une proposition de rédaction nouvelle et notifiée par lettre recommandée avec accusé de réception ou contre décharge ; les parties doivent se rencontrer dans les 3 mois suivant la demande ; une nouvelle négociation doit être ouverte sans délai en cas d'évolution législative ou réglementaire remettant en cause le contenu de l'accord ou son équilibre financier (Article 3.2).</w:t>
+      </w:r>
+    </w:p>
+    <w:p>
+      <w:pPr>
+        <w:pStyle w:val="ListBullet"/>
+      </w:pPr>
+      <w:r>
+        <w:rPr>
+          <w:b/>
+          <w:i w:val="0"/>
+        </w:rPr>
+        <w:t>Dénonciation</w:t>
+      </w:r>
+      <w:r>
+        <w:rPr>
+          <w:b w:val="0"/>
+          <w:i w:val="0"/>
+        </w:rPr>
+        <w:t xml:space="preserve"> : possible à tout moment, par lettre recommandée avec accusé de réception, moyennant un préavis de 3 mois pendant lequel le texte continue à s'appliquer ; à l'issue du préavis, le texte continue de produire ses effets pendant 1 an (Article 3.3).</w:t>
+      </w:r>
+    </w:p>
+    <w:p>
+      <w:pPr>
+        <w:pStyle w:val="ListBullet"/>
+      </w:pPr>
+      <w:r>
+        <w:rPr>
+          <w:b/>
+          <w:i w:val="0"/>
+        </w:rPr>
+        <w:t>Aucune commission de suivi ni bilan annuel dédié n'a été identifié</w:t>
+      </w:r>
+      <w:r>
+        <w:rPr>
+          <w:b w:val="0"/>
+          <w:i w:val="0"/>
+        </w:rPr>
+        <w:t xml:space="preserve"> dans cet accord, au-delà des clauses de durée, révision et dénonciation ci-dessus.</w:t>
+      </w:r>
+    </w:p>
+    <w:p>
+      <w:r>
+        <w:rPr>
+          <w:color w:val="5B6578"/>
+          <w:sz w:val="16"/>
+        </w:rPr>
+        <w:t>────────────────────────────────────────</w:t>
+      </w:r>
+    </w:p>
+    <w:p>
       <w:r>
         <w:rPr>
           <w:b w:val="0"/>
@@ -412,6 +509,32 @@
           <w:color w:val="5B6578"/>
         </w:rPr>
         <w:t>Source : Accord maintien des compétences personnel de nuit (19/05/2026), signé CGT-FO, Sud Santé-Sociaux, CFE-CGC.</w:t>
+      </w:r>
+    </w:p>
+    <w:p>
+      <w:r>
+        <w:rPr>
+          <w:b w:val="0"/>
+          <w:i/>
+          <w:color w:val="5B6578"/>
+        </w:rPr>
+        <w:t xml:space="preserve">Les références entre parenthèses renvoient aux articles de l'accord. Seul le texte intégral fait référence : </w:t>
+      </w:r>
+      <w:r>
+        <w:rPr>
+          <w:b w:val="0"/>
+          <w:i/>
+          <w:color w:val="5B6578"/>
+        </w:rPr>
+        <w:t>accord complet (PDF)</w:t>
+      </w:r>
+      <w:r>
+        <w:rPr>
+          <w:b w:val="0"/>
+          <w:i/>
+          <w:color w:val="5B6578"/>
+        </w:rPr>
+        <w:t>.</w:t>
       </w:r>
     </w:p>
     <w:sectPr>

--- a/resumes/travail-nuit-2026.docx
+++ b/resumes/travail-nuit-2026.docx
@@ -10,7 +10,7 @@
         <w:rPr>
           <w:color w:val="14203A"/>
         </w:rPr>
-        <w:t>Travail de nuit</w:t>
+        <w:t>Maintien des compétences du personnel de nuit — Stages de jour</w:t>
       </w:r>
     </w:p>
     <w:p>
